--- a/Mapped Curriculum Lesson - Supplemental Material/Grade 7/Lesson 15 - Joining Text/Joining Text - Worksheet.docx
+++ b/Mapped Curriculum Lesson - Supplemental Material/Grade 7/Lesson 15 - Joining Text/Joining Text - Worksheet.docx
@@ -932,7 +932,46 @@
         <w:rPr>
           <w:color w:val="080808"/>
         </w:rPr>
-        <w:t>Use an underscore instead of a full stop. Asha and Khan should produce asha_khan.</w:t>
+        <w:t xml:space="preserve">Change the full stop between [first_name] and [last_name] to an underscore. Test </w:t>
+      </w:r>
+      <w:r>
+        <w:rPr>
+          <w:color w:val="067D17"/>
+          <w:rFonts w:ascii="Consolas" w:hAnsi="Consolas"/>
+        </w:rPr>
+        <w:t>"Asha"</w:t>
+      </w:r>
+      <w:r>
+        <w:rPr>
+          <w:color w:val="080808"/>
+        </w:rPr>
+        <w:t xml:space="preserve"> and </w:t>
+      </w:r>
+      <w:r>
+        <w:rPr>
+          <w:color w:val="067D17"/>
+          <w:rFonts w:ascii="Consolas" w:hAnsi="Consolas"/>
+        </w:rPr>
+        <w:t>"Khan"</w:t>
+      </w:r>
+      <w:r>
+        <w:rPr>
+          <w:color w:val="080808"/>
+        </w:rPr>
+        <w:t xml:space="preserve">; display </w:t>
+      </w:r>
+      <w:r>
+        <w:rPr>
+          <w:color w:val="067D17"/>
+          <w:rFonts w:ascii="Consolas" w:hAnsi="Consolas"/>
+        </w:rPr>
+        <w:t>"Username: asha_khan"</w:t>
+      </w:r>
+      <w:r>
+        <w:rPr>
+          <w:color w:val="080808"/>
+        </w:rPr>
+        <w:t>.</w:t>
       </w:r>
     </w:p>
     <w:p w14:noSpellErr="1">
@@ -1022,7 +1061,46 @@
         <w:rPr>
           <w:color w:val="080808"/>
         </w:rPr>
-        <w:t>Add a department input. Build account_label from lower-case last name, a hyphen and upper-case department. Khan and art should display khan-ART.</w:t>
+        <w:t xml:space="preserve">Ask for a last name and store it in [last_name]. Ask for a department code and store it in [department]. Join the lower-case last name, a hyphen and the upper-case department, then store the result in [account_label]. Test </w:t>
+      </w:r>
+      <w:r>
+        <w:rPr>
+          <w:color w:val="067D17"/>
+          <w:rFonts w:ascii="Consolas" w:hAnsi="Consolas"/>
+        </w:rPr>
+        <w:t>"Khan"</w:t>
+      </w:r>
+      <w:r>
+        <w:rPr>
+          <w:color w:val="080808"/>
+        </w:rPr>
+        <w:t xml:space="preserve"> and </w:t>
+      </w:r>
+      <w:r>
+        <w:rPr>
+          <w:color w:val="067D17"/>
+          <w:rFonts w:ascii="Consolas" w:hAnsi="Consolas"/>
+        </w:rPr>
+        <w:t>"art"</w:t>
+      </w:r>
+      <w:r>
+        <w:rPr>
+          <w:color w:val="080808"/>
+        </w:rPr>
+        <w:t xml:space="preserve">; display </w:t>
+      </w:r>
+      <w:r>
+        <w:rPr>
+          <w:color w:val="067D17"/>
+          <w:rFonts w:ascii="Consolas" w:hAnsi="Consolas"/>
+        </w:rPr>
+        <w:t>"Account label: khan-ART"</w:t>
+      </w:r>
+      <w:r>
+        <w:rPr>
+          <w:color w:val="080808"/>
+        </w:rPr>
+        <w:t>.</w:t>
       </w:r>
     </w:p>
     <w:p>
@@ -1049,7 +1127,59 @@
         <w:rPr>
           <w:color w:val="080808"/>
         </w:rPr>
-        <w:t>Create an event tag from a venue, an activity and a two-letter group. The visible tag must use the structure venue/activity-GROUP with the venue and activity in lower case.</w:t>
+        <w:t xml:space="preserve">Ask for a venue, an activity and a two-letter group, then store the answers in [venue], [activity] and [group]. Join the lower-case venue, a forward slash, the lower-case activity, a hyphen and the upper-case group. Store the result in [tag]. Test </w:t>
+      </w:r>
+      <w:r>
+        <w:rPr>
+          <w:color w:val="067D17"/>
+          <w:rFonts w:ascii="Consolas" w:hAnsi="Consolas"/>
+        </w:rPr>
+        <w:t>"Hall"</w:t>
+      </w:r>
+      <w:r>
+        <w:rPr>
+          <w:color w:val="080808"/>
+        </w:rPr>
+        <w:t xml:space="preserve">, </w:t>
+      </w:r>
+      <w:r>
+        <w:rPr>
+          <w:color w:val="067D17"/>
+          <w:rFonts w:ascii="Consolas" w:hAnsi="Consolas"/>
+        </w:rPr>
+        <w:t>"Quiz"</w:t>
+      </w:r>
+      <w:r>
+        <w:rPr>
+          <w:color w:val="080808"/>
+        </w:rPr>
+        <w:t xml:space="preserve"> and </w:t>
+      </w:r>
+      <w:r>
+        <w:rPr>
+          <w:color w:val="067D17"/>
+          <w:rFonts w:ascii="Consolas" w:hAnsi="Consolas"/>
+        </w:rPr>
+        <w:t>"b2"</w:t>
+      </w:r>
+      <w:r>
+        <w:rPr>
+          <w:color w:val="080808"/>
+        </w:rPr>
+        <w:t xml:space="preserve">; display </w:t>
+      </w:r>
+      <w:r>
+        <w:rPr>
+          <w:color w:val="067D17"/>
+          <w:rFonts w:ascii="Consolas" w:hAnsi="Consolas"/>
+        </w:rPr>
+        <w:t>"Event tag: hall/quiz-B2"</w:t>
+      </w:r>
+      <w:r>
+        <w:rPr>
+          <w:color w:val="080808"/>
+        </w:rPr>
+        <w:t>.</w:t>
       </w:r>
     </w:p>
     <w:p>

--- a/Mapped Curriculum Lesson - Supplemental Material/Grade 7/Lesson 15 - Joining Text/Joining Text - Worksheet.docx
+++ b/Mapped Curriculum Lesson - Supplemental Material/Grade 7/Lesson 15 - Joining Text/Joining Text - Worksheet.docx
@@ -932,12 +932,14 @@
         <w:rPr>
           <w:color w:val="080808"/>
         </w:rPr>
-        <w:t xml:space="preserve">Change the full stop between [first_name] and [last_name] to an underscore. Test </w:t>
+        <w:t xml:space="preserve">Change the example so the username is the first letter of the first name joined to the whole last name, all in lowercase. Use position 0 to get the first letter. For example, </w:t>
       </w:r>
       <w:r>
         <w:rPr>
           <w:color w:val="067D17"/>
-          <w:rFonts w:ascii="Consolas" w:hAnsi="Consolas"/>
+          <w:rFonts w:ascii="JetBrains Mono" w:hAnsi="JetBrains Mono"/>
+          <w:sz w:val="20"/>
+          <w:szCs w:val="20"/>
         </w:rPr>
         <w:t>"Asha"</w:t>
       </w:r>
@@ -950,7 +952,9 @@
       <w:r>
         <w:rPr>
           <w:color w:val="067D17"/>
-          <w:rFonts w:ascii="Consolas" w:hAnsi="Consolas"/>
+          <w:rFonts w:ascii="JetBrains Mono" w:hAnsi="JetBrains Mono"/>
+          <w:sz w:val="20"/>
+          <w:szCs w:val="20"/>
         </w:rPr>
         <w:t>"Khan"</w:t>
       </w:r>
@@ -958,14 +962,16 @@
         <w:rPr>
           <w:color w:val="080808"/>
         </w:rPr>
-        <w:t xml:space="preserve">; display </w:t>
+        <w:t xml:space="preserve"> display </w:t>
       </w:r>
       <w:r>
         <w:rPr>
           <w:color w:val="067D17"/>
-          <w:rFonts w:ascii="Consolas" w:hAnsi="Consolas"/>
-        </w:rPr>
-        <w:t>"Username: asha_khan"</w:t>
+          <w:rFonts w:ascii="JetBrains Mono" w:hAnsi="JetBrains Mono"/>
+          <w:sz w:val="20"/>
+          <w:szCs w:val="20"/>
+        </w:rPr>
+        <w:t>"Username: akhan"</w:t>
       </w:r>
       <w:r>
         <w:rPr>
@@ -1061,12 +1067,76 @@
         <w:rPr>
           <w:color w:val="080808"/>
         </w:rPr>
-        <w:t xml:space="preserve">Ask for a last name and store it in [last_name]. Ask for a department code and store it in [department]. Join the lower-case last name, a hyphen and the upper-case department, then store the result in [account_label]. Test </w:t>
+        <w:t xml:space="preserve">Change the example so it asks for </w:t>
+      </w:r>
+      <w:r>
+        <w:rPr>
+          <w:color w:val="6A1B9A"/>
+          <w:rFonts w:ascii="JetBrains Mono" w:hAnsi="JetBrains Mono"/>
+          <w:sz w:val="20"/>
+          <w:szCs w:val="20"/>
+          <w:shd w:val="clear" w:color="auto" w:fill="ECEAF4"/>
+        </w:rPr>
+        <w:t> last_name </w:t>
+      </w:r>
+      <w:r>
+        <w:rPr>
+          <w:color w:val="080808"/>
+        </w:rPr>
+        <w:t xml:space="preserve"> and a department code in </w:t>
+      </w:r>
+      <w:r>
+        <w:rPr>
+          <w:color w:val="6A1B9A"/>
+          <w:rFonts w:ascii="JetBrains Mono" w:hAnsi="JetBrains Mono"/>
+          <w:sz w:val="20"/>
+          <w:szCs w:val="20"/>
+          <w:shd w:val="clear" w:color="auto" w:fill="ECEAF4"/>
+        </w:rPr>
+        <w:t> department </w:t>
+      </w:r>
+      <w:r>
+        <w:rPr>
+          <w:color w:val="080808"/>
+        </w:rPr>
+        <w:t xml:space="preserve">. Join the lowercase last name, </w:t>
       </w:r>
       <w:r>
         <w:rPr>
           <w:color w:val="067D17"/>
-          <w:rFonts w:ascii="Consolas" w:hAnsi="Consolas"/>
+          <w:rFonts w:ascii="JetBrains Mono" w:hAnsi="JetBrains Mono"/>
+          <w:sz w:val="20"/>
+          <w:szCs w:val="20"/>
+        </w:rPr>
+        <w:t>"-"</w:t>
+      </w:r>
+      <w:r>
+        <w:rPr>
+          <w:color w:val="080808"/>
+        </w:rPr>
+        <w:t xml:space="preserve"> and the uppercase department, and display the result after </w:t>
+      </w:r>
+      <w:r>
+        <w:rPr>
+          <w:color w:val="067D17"/>
+          <w:rFonts w:ascii="JetBrains Mono" w:hAnsi="JetBrains Mono"/>
+          <w:sz w:val="20"/>
+          <w:szCs w:val="20"/>
+        </w:rPr>
+        <w:t>"Account label:"</w:t>
+      </w:r>
+      <w:r>
+        <w:rPr>
+          <w:color w:val="080808"/>
+        </w:rPr>
+        <w:t xml:space="preserve">. For example, </w:t>
+      </w:r>
+      <w:r>
+        <w:rPr>
+          <w:color w:val="067D17"/>
+          <w:rFonts w:ascii="JetBrains Mono" w:hAnsi="JetBrains Mono"/>
+          <w:sz w:val="20"/>
+          <w:szCs w:val="20"/>
         </w:rPr>
         <w:t>"Khan"</w:t>
       </w:r>
@@ -1079,7 +1149,9 @@
       <w:r>
         <w:rPr>
           <w:color w:val="067D17"/>
-          <w:rFonts w:ascii="Consolas" w:hAnsi="Consolas"/>
+          <w:rFonts w:ascii="JetBrains Mono" w:hAnsi="JetBrains Mono"/>
+          <w:sz w:val="20"/>
+          <w:szCs w:val="20"/>
         </w:rPr>
         <w:t>"art"</w:t>
       </w:r>
@@ -1087,12 +1159,14 @@
         <w:rPr>
           <w:color w:val="080808"/>
         </w:rPr>
-        <w:t xml:space="preserve">; display </w:t>
+        <w:t xml:space="preserve"> display </w:t>
       </w:r>
       <w:r>
         <w:rPr>
           <w:color w:val="067D17"/>
-          <w:rFonts w:ascii="Consolas" w:hAnsi="Consolas"/>
+          <w:rFonts w:ascii="JetBrains Mono" w:hAnsi="JetBrains Mono"/>
+          <w:sz w:val="20"/>
+          <w:szCs w:val="20"/>
         </w:rPr>
         <w:t>"Account label: khan-ART"</w:t>
       </w:r>
@@ -1127,12 +1201,29 @@
         <w:rPr>
           <w:color w:val="080808"/>
         </w:rPr>
-        <w:t xml:space="preserve">Ask for a venue, an activity and a two-letter group, then store the answers in [venue], [activity] and [group]. Join the lower-case venue, a forward slash, the lower-case activity, a hyphen and the upper-case group. Store the result in [tag]. Test </w:t>
+        <w:t xml:space="preserve">Create an event-tag program that asks for a venue, an activity and a two-character group code. Join them as venue/activity-GROUP, with the venue and activity in lowercase and the group in uppercase. Display the result after </w:t>
       </w:r>
       <w:r>
         <w:rPr>
           <w:color w:val="067D17"/>
-          <w:rFonts w:ascii="Consolas" w:hAnsi="Consolas"/>
+          <w:rFonts w:ascii="JetBrains Mono" w:hAnsi="JetBrains Mono"/>
+          <w:sz w:val="20"/>
+          <w:szCs w:val="20"/>
+        </w:rPr>
+        <w:t>"Event tag:"</w:t>
+      </w:r>
+      <w:r>
+        <w:rPr>
+          <w:color w:val="080808"/>
+        </w:rPr>
+        <w:t xml:space="preserve">. For example, </w:t>
+      </w:r>
+      <w:r>
+        <w:rPr>
+          <w:color w:val="067D17"/>
+          <w:rFonts w:ascii="JetBrains Mono" w:hAnsi="JetBrains Mono"/>
+          <w:sz w:val="20"/>
+          <w:szCs w:val="20"/>
         </w:rPr>
         <w:t>"Hall"</w:t>
       </w:r>
@@ -1145,7 +1236,9 @@
       <w:r>
         <w:rPr>
           <w:color w:val="067D17"/>
-          <w:rFonts w:ascii="Consolas" w:hAnsi="Consolas"/>
+          <w:rFonts w:ascii="JetBrains Mono" w:hAnsi="JetBrains Mono"/>
+          <w:sz w:val="20"/>
+          <w:szCs w:val="20"/>
         </w:rPr>
         <w:t>"Quiz"</w:t>
       </w:r>
@@ -1158,7 +1251,9 @@
       <w:r>
         <w:rPr>
           <w:color w:val="067D17"/>
-          <w:rFonts w:ascii="Consolas" w:hAnsi="Consolas"/>
+          <w:rFonts w:ascii="JetBrains Mono" w:hAnsi="JetBrains Mono"/>
+          <w:sz w:val="20"/>
+          <w:szCs w:val="20"/>
         </w:rPr>
         <w:t>"b2"</w:t>
       </w:r>
@@ -1166,12 +1261,14 @@
         <w:rPr>
           <w:color w:val="080808"/>
         </w:rPr>
-        <w:t xml:space="preserve">; display </w:t>
+        <w:t xml:space="preserve"> display </w:t>
       </w:r>
       <w:r>
         <w:rPr>
           <w:color w:val="067D17"/>
-          <w:rFonts w:ascii="Consolas" w:hAnsi="Consolas"/>
+          <w:rFonts w:ascii="JetBrains Mono" w:hAnsi="JetBrains Mono"/>
+          <w:sz w:val="20"/>
+          <w:szCs w:val="20"/>
         </w:rPr>
         <w:t>"Event tag: hall/quiz-B2"</w:t>
       </w:r>
